--- a/docs/common_code/16_functions/16_functions.docx
+++ b/docs/common_code/16_functions/16_functions.docx
@@ -31,7 +31,7 @@
         <w:pStyle w:val="Date"/>
       </w:pPr>
       <w:r>
-        <w:t xml:space="preserve">2026-06-26</w:t>
+        <w:t xml:space="preserve">2026-06-27</w:t>
       </w:r>
     </w:p>
     <w:bookmarkStart w:id="10" w:name="writing-your-own-functions"/>

--- a/docs/common_code/16_functions/16_functions.docx
+++ b/docs/common_code/16_functions/16_functions.docx
@@ -31,7 +31,7 @@
         <w:pStyle w:val="Date"/>
       </w:pPr>
       <w:r>
-        <w:t xml:space="preserve">2026-06-28</w:t>
+        <w:t xml:space="preserve">2026-06-30</w:t>
       </w:r>
     </w:p>
     <w:bookmarkStart w:id="10" w:name="writing-your-own-functions"/>
